--- a/cv/Diaeddin_Rimawi_CV.docx
+++ b/cv/Diaeddin_Rimawi_CV.docx
@@ -50,7 +50,13 @@
               <w:pStyle w:val="Subtitle"/>
             </w:pPr>
             <w:r>
-              <w:t>Assistant Professor · Software Engineering · Computer Vision · Cybersecurity</w:t>
+              <w:t xml:space="preserve">Assistant Professor · Software Engineering · </w:t>
+            </w:r>
+            <w:r>
+              <w:t xml:space="preserve">AI </w:t>
+            </w:r>
+            <w:r>
+              <w:t xml:space="preserve"> · Cybersecurity</w:t>
             </w:r>
           </w:p>
           <w:p>
@@ -82,11 +88,15 @@
           <w:p>
             <w:pPr>
               <w:spacing w:after="0"/>
+              <w:rPr>
+                <w:lang w:val="it-IT"/>
+              </w:rPr>
             </w:pPr>
             <w:r>
               <w:rPr>
                 <w:color w:val="FFFFFF"/>
                 <w:sz w:val="16"/>
+                <w:lang w:val="it-IT"/>
               </w:rPr>
               <w:t>Bolzano, Italy</w:t>
             </w:r>
@@ -94,11 +104,15 @@
           <w:p>
             <w:pPr>
               <w:spacing w:after="0"/>
+              <w:rPr>
+                <w:lang w:val="it-IT"/>
+              </w:rPr>
             </w:pPr>
             <w:hyperlink r:id="rId8">
               <w:r>
                 <w:rPr>
                   <w:color w:val="FFFFFF"/>
+                  <w:lang w:val="it-IT"/>
                 </w:rPr>
                 <w:t>diaeddin.rimawi@unibz.it</w:t>
               </w:r>
@@ -107,24 +121,50 @@
           <w:p>
             <w:pPr>
               <w:spacing w:after="0"/>
+              <w:rPr>
+                <w:lang w:val="it-IT"/>
+              </w:rPr>
             </w:pPr>
             <w:hyperlink r:id="rId9">
+              <w:proofErr w:type="spellStart"/>
               <w:r>
                 <w:rPr>
                   <w:color w:val="FFFFFF"/>
+                  <w:lang w:val="it-IT"/>
                 </w:rPr>
-                <w:t>dmrimawi.github.io/drimawi</w:t>
+                <w:t>dmrimawi.github.io</w:t>
               </w:r>
+              <w:proofErr w:type="spellEnd"/>
+              <w:r>
+                <w:rPr>
+                  <w:color w:val="FFFFFF"/>
+                  <w:lang w:val="it-IT"/>
+                </w:rPr>
+                <w:t>/</w:t>
+              </w:r>
+              <w:proofErr w:type="spellStart"/>
+              <w:r>
+                <w:rPr>
+                  <w:color w:val="FFFFFF"/>
+                  <w:lang w:val="it-IT"/>
+                </w:rPr>
+                <w:t>drimawi</w:t>
+              </w:r>
+              <w:proofErr w:type="spellEnd"/>
             </w:hyperlink>
           </w:p>
           <w:p>
             <w:pPr>
               <w:spacing w:after="0"/>
+              <w:rPr>
+                <w:lang w:val="it-IT"/>
+              </w:rPr>
             </w:pPr>
             <w:hyperlink r:id="rId10">
               <w:r>
                 <w:rPr>
                   <w:color w:val="FFFFFF"/>
+                  <w:lang w:val="it-IT"/>
                 </w:rPr>
                 <w:t>ORCID 0000-0003-3791-399X</w:t>
               </w:r>
@@ -139,8 +179,16 @@
                 <w:rPr>
                   <w:color w:val="FFFFFF"/>
                 </w:rPr>
-                <w:t>linkedin.com/in/drimawi</w:t>
+                <w:t>linkedin.com/in/</w:t>
               </w:r>
+              <w:proofErr w:type="spellStart"/>
+              <w:r>
+                <w:rPr>
+                  <w:color w:val="FFFFFF"/>
+                </w:rPr>
+                <w:t>drimawi</w:t>
+              </w:r>
+              <w:proofErr w:type="spellEnd"/>
             </w:hyperlink>
           </w:p>
         </w:tc>
@@ -162,7 +210,13 @@
         <w:spacing w:after="60"/>
       </w:pPr>
       <w:r>
-        <w:t>Assistant Professor (RTDa) at the Faculty of Engineering, Free University of Bozen-Bolzano. Research spans multimodal procedural activity understanding, data-driven learning and symbolic process mining, green resilience in cyber-physical systems, and AI-enabled cybersecurity. Experienced across university teaching, applied research infrastructure, software engineering, and technical leadership.</w:t>
+        <w:t>Assistant Professor at the Faculty of Engineering, Free University of Bozen-Bolzano. Research spans multimodal procedural activity understanding, data-driven learning and symbolic process mining, green resilience in cyber-physical systems, and AI-enabled</w:t>
+      </w:r>
+      <w:r>
+        <w:t xml:space="preserve"> systems</w:t>
+      </w:r>
+      <w:r>
+        <w:t xml:space="preserve"> cybersecurity. Experienced across university teaching, applied research infrastructure, software engineering, and technical leadership.</w:t>
       </w:r>
     </w:p>
     <w:tbl>
@@ -217,7 +271,7 @@
               <w:spacing w:after="0"/>
             </w:pPr>
             <w:r>
-              <w:t>Assistant Professor (RTDa), Free University of Bozen-Bolzano</w:t>
+              <w:t>Assistant Professor, Free University of Bozen-Bolzano</w:t>
             </w:r>
           </w:p>
         </w:tc>
@@ -249,7 +303,13 @@
               <w:spacing w:after="0"/>
             </w:pPr>
             <w:r>
-              <w:t>Computer vision, process mining, software engineering, cybersecurity, resilient AI systems</w:t>
+              <w:t>S</w:t>
+            </w:r>
+            <w:r>
+              <w:t>oftware engineering, cybersecurity, resilient AI systems</w:t>
+            </w:r>
+            <w:r>
+              <w:t>, computer vision, process mining</w:t>
             </w:r>
           </w:p>
         </w:tc>
@@ -287,7 +347,13 @@
               <w:spacing w:after="0"/>
             </w:pPr>
             <w:r>
-              <w:t>PhD in Advanced-Systems Engineering, 2025</w:t>
+              <w:t xml:space="preserve">PhD in Advanced-Systems Engineering, </w:t>
+            </w:r>
+            <w:r>
+              <w:t xml:space="preserve">May </w:t>
+            </w:r>
+            <w:r>
+              <w:t>2025</w:t>
             </w:r>
           </w:p>
         </w:tc>
@@ -405,7 +471,23 @@
                 <w:b/>
                 <w:sz w:val="19"/>
               </w:rPr>
-              <w:t>Assistant Professor (RTDa)</w:t>
+              <w:t>Assistant Professor (</w:t>
+            </w:r>
+            <w:proofErr w:type="spellStart"/>
+            <w:r>
+              <w:rPr>
+                <w:b/>
+                <w:sz w:val="19"/>
+              </w:rPr>
+              <w:t>RTDa</w:t>
+            </w:r>
+            <w:proofErr w:type="spellEnd"/>
+            <w:r>
+              <w:rPr>
+                <w:b/>
+                <w:sz w:val="19"/>
+              </w:rPr>
+              <w:t>)</w:t>
             </w:r>
           </w:p>
           <w:p>
@@ -427,7 +509,13 @@
               <w:keepLines/>
             </w:pPr>
             <w:r>
-              <w:t>Conduct research in the FSE+-funded D2PAM project on data-driven procedural activity mining from multimodal streams, working with Oswald Lanz and Marco Montali.</w:t>
+              <w:t>Conduct research in the FSE</w:t>
+            </w:r>
+            <w:r>
+              <w:t xml:space="preserve"> Plus</w:t>
+            </w:r>
+            <w:r>
+              <w:t>-funded D2PAM project on data-driven procedural activity mining from multimodal streams, working with Oswald Lanz and Marco Montali.</w:t>
             </w:r>
           </w:p>
           <w:p>
@@ -436,7 +524,15 @@
               <w:keepLines/>
             </w:pPr>
             <w:r>
-              <w:t>Teach cybersecurity, software and systems security, software quality and metrics, and computer vision across doctoral, master’s, and bachelor’s programmes.</w:t>
+              <w:t xml:space="preserve">Teach cybersecurity, software and systems security, software quality and metrics, and computer vision across doctoral, master’s, and bachelor’s </w:t>
+            </w:r>
+            <w:proofErr w:type="spellStart"/>
+            <w:r>
+              <w:t>programmes</w:t>
+            </w:r>
+            <w:proofErr w:type="spellEnd"/>
+            <w:r>
+              <w:t>.</w:t>
             </w:r>
           </w:p>
           <w:p>
@@ -513,7 +609,23 @@
                 <w:i/>
                 <w:color w:val="667085"/>
               </w:rPr>
-              <w:t>Cybersecurity Laboratory (CSLab), Free University of Bozen-Bolzano · Bolzano, Italy</w:t>
+              <w:t>Cybersecurity Laboratory (</w:t>
+            </w:r>
+            <w:proofErr w:type="spellStart"/>
+            <w:r>
+              <w:rPr>
+                <w:i/>
+                <w:color w:val="667085"/>
+              </w:rPr>
+              <w:t>CSLab</w:t>
+            </w:r>
+            <w:proofErr w:type="spellEnd"/>
+            <w:r>
+              <w:rPr>
+                <w:i/>
+                <w:color w:val="667085"/>
+              </w:rPr>
+              <w:t>), Free University of Bozen-Bolzano · Bolzano, Italy</w:t>
             </w:r>
           </w:p>
           <w:p>
@@ -522,7 +634,13 @@
               <w:keepLines/>
             </w:pPr>
             <w:r>
-              <w:t>Managed core laboratory platforms, including the Cyber Range, threat-intelligence tooling, and vulnerability sharing through MISP.</w:t>
+              <w:t xml:space="preserve">Managed core laboratory platforms, including the Cyber Range, </w:t>
+            </w:r>
+            <w:r>
+              <w:t xml:space="preserve">and </w:t>
+            </w:r>
+            <w:r>
+              <w:t>threat-intelligence tooling.</w:t>
             </w:r>
           </w:p>
           <w:p>
@@ -829,7 +947,6 @@
                 <w:color w:val="003399"/>
                 <w:sz w:val="17"/>
               </w:rPr>
-              <w:lastRenderedPageBreak/>
               <w:t>Nov 2020–Dec 2021</w:t>
             </w:r>
           </w:p>
@@ -885,7 +1002,10 @@
               <w:keepLines/>
             </w:pPr>
             <w:r>
-              <w:t>Taught Python (Flask/Django), Java (Spring Boot), and JavaScript (MERN) tracks; led development of the academy portal.</w:t>
+              <w:t>Taught Python (Flask/Django), Java (Spring Boot), and JavaScript (MERN) tracks</w:t>
+            </w:r>
+            <w:r>
+              <w:t>.</w:t>
             </w:r>
           </w:p>
         </w:tc>
@@ -916,6 +1036,7 @@
                 <w:color w:val="003399"/>
                 <w:sz w:val="17"/>
               </w:rPr>
+              <w:lastRenderedPageBreak/>
               <w:t>Jul 2017–Nov 2020</w:t>
             </w:r>
           </w:p>
@@ -971,7 +1092,15 @@
               <w:keepLines/>
             </w:pPr>
             <w:r>
-              <w:t>Planned test cases, automated regression testing, developed features, fixed defects, and maintained open-source MSTFlint components.</w:t>
+              <w:t xml:space="preserve">Planned test cases, automated regression testing, developed features, fixed defects, and maintained open-source </w:t>
+            </w:r>
+            <w:proofErr w:type="spellStart"/>
+            <w:r>
+              <w:t>MSTFlint</w:t>
+            </w:r>
+            <w:proofErr w:type="spellEnd"/>
+            <w:r>
+              <w:t xml:space="preserve"> components.</w:t>
             </w:r>
           </w:p>
         </w:tc>
@@ -1173,8 +1302,22 @@
               <w:pStyle w:val="ListBullet"/>
               <w:keepLines/>
             </w:pPr>
-            <w:r>
-              <w:t>Supervisors: Barbara Russo and Antonio Liotta. Funded through a PON scholarship for innovation and green studies.</w:t>
+            <w:proofErr w:type="spellStart"/>
+            <w:r>
+              <w:rPr>
+                <w:lang w:val="it-IT"/>
+              </w:rPr>
+              <w:t>Supervisors</w:t>
+            </w:r>
+            <w:proofErr w:type="spellEnd"/>
+            <w:r>
+              <w:rPr>
+                <w:lang w:val="it-IT"/>
+              </w:rPr>
+              <w:t xml:space="preserve">: Barbara Russo and Antonio Liotta. </w:t>
+            </w:r>
+            <w:r>
+              <w:t>Funded through a PON scholarship for innovation and green studies.</w:t>
             </w:r>
           </w:p>
         </w:tc>
@@ -1368,6 +1511,14 @@
                 <w:color w:val="003399"/>
                 <w:sz w:val="17"/>
               </w:rPr>
+              <w:t>1998–</w:t>
+            </w:r>
+            <w:r>
+              <w:rPr>
+                <w:b/>
+                <w:color w:val="003399"/>
+                <w:sz w:val="17"/>
+              </w:rPr>
               <w:t>2010</w:t>
             </w:r>
           </w:p>
@@ -1404,7 +1555,23 @@
                 <w:i/>
                 <w:color w:val="667085"/>
               </w:rPr>
-              <w:t>Basheer Al-Bargouthy Secondary School · Palestine</w:t>
+              <w:t>Basheer Al-</w:t>
+            </w:r>
+            <w:proofErr w:type="spellStart"/>
+            <w:r>
+              <w:rPr>
+                <w:i/>
+                <w:color w:val="667085"/>
+              </w:rPr>
+              <w:t>Bargouthy</w:t>
+            </w:r>
+            <w:proofErr w:type="spellEnd"/>
+            <w:r>
+              <w:rPr>
+                <w:i/>
+                <w:color w:val="667085"/>
+              </w:rPr>
+              <w:t xml:space="preserve"> Secondary School · Palestine</w:t>
             </w:r>
           </w:p>
         </w:tc>
@@ -1434,7 +1601,23 @@
             <w:color w:val="003399"/>
             <w:u w:val="single"/>
           </w:rPr>
-          <w:t>github.com/dmrimawi/courses-library</w:t>
+          <w:t>github.com/</w:t>
+        </w:r>
+        <w:proofErr w:type="spellStart"/>
+        <w:r>
+          <w:rPr>
+            <w:color w:val="003399"/>
+            <w:u w:val="single"/>
+          </w:rPr>
+          <w:t>dmrimawi</w:t>
+        </w:r>
+        <w:proofErr w:type="spellEnd"/>
+        <w:r>
+          <w:rPr>
+            <w:color w:val="003399"/>
+            <w:u w:val="single"/>
+          </w:rPr>
+          <w:t>/courses-library</w:t>
         </w:r>
       </w:hyperlink>
       <w:r>
@@ -1500,17 +1683,16 @@
           <w:p>
             <w:pPr>
               <w:spacing w:after="10"/>
+              <w:rPr>
+                <w:b/>
+              </w:rPr>
             </w:pPr>
-            <w:hyperlink r:id="rId13">
-              <w:r>
-                <w:rPr>
-                  <w:b/>
-                  <w:color w:val="003399"/>
-                  <w:u w:val="single"/>
-                </w:rPr>
-                <w:t>Cybersecurity</w:t>
-              </w:r>
-            </w:hyperlink>
+            <w:r>
+              <w:rPr>
+                <w:b/>
+              </w:rPr>
+              <w:t>Cybersecurity</w:t>
+            </w:r>
           </w:p>
           <w:p>
             <w:pPr>
@@ -1521,18 +1703,23 @@
                 <w:color w:val="667085"/>
                 <w:sz w:val="17"/>
               </w:rPr>
-              <w:t>Free University of Bozen-Bolzano · PhD Programme in Advanced-Systems Engineering · EN</w:t>
-            </w:r>
-          </w:p>
-          <w:p>
-            <w:pPr>
-              <w:spacing w:after="0"/>
-            </w:pPr>
-            <w:r>
-              <w:rPr>
+              <w:t xml:space="preserve">Free University of Bozen-Bolzano · PhD </w:t>
+            </w:r>
+            <w:proofErr w:type="spellStart"/>
+            <w:r>
+              <w:rPr>
+                <w:color w:val="667085"/>
                 <w:sz w:val="17"/>
               </w:rPr>
-              <w:t>46093 · INFO-01/A · 3 CP</w:t>
+              <w:t>Programme</w:t>
+            </w:r>
+            <w:proofErr w:type="spellEnd"/>
+            <w:r>
+              <w:rPr>
+                <w:color w:val="667085"/>
+                <w:sz w:val="17"/>
+              </w:rPr>
+              <w:t xml:space="preserve"> in Advanced-Systems Engineering · EN</w:t>
             </w:r>
           </w:p>
         </w:tc>
@@ -1577,17 +1764,16 @@
           <w:p>
             <w:pPr>
               <w:spacing w:after="10"/>
+              <w:rPr>
+                <w:b/>
+              </w:rPr>
             </w:pPr>
-            <w:hyperlink r:id="rId14">
-              <w:r>
-                <w:rPr>
-                  <w:b/>
-                  <w:color w:val="003399"/>
-                  <w:u w:val="single"/>
-                </w:rPr>
-                <w:t>Software and Systems Security</w:t>
-              </w:r>
-            </w:hyperlink>
+            <w:r>
+              <w:rPr>
+                <w:b/>
+              </w:rPr>
+              <w:t>Software and Systems Security</w:t>
+            </w:r>
           </w:p>
           <w:p>
             <w:pPr>
@@ -1599,17 +1785,6 @@
                 <w:sz w:val="17"/>
               </w:rPr>
               <w:t>Free University of Bozen-Bolzano · Master in Software Engineering · EN</w:t>
-            </w:r>
-          </w:p>
-          <w:p>
-            <w:pPr>
-              <w:spacing w:after="0"/>
-            </w:pPr>
-            <w:r>
-              <w:rPr>
-                <w:sz w:val="17"/>
-              </w:rPr>
-              <w:t>76097 · IINF-05/A · 6 CP</w:t>
             </w:r>
           </w:p>
         </w:tc>
@@ -1654,13 +1829,14 @@
           <w:p>
             <w:pPr>
               <w:spacing w:after="10"/>
+              <w:rPr>
+                <w:b/>
+              </w:rPr>
             </w:pPr>
-            <w:hyperlink r:id="rId15">
+            <w:hyperlink r:id="rId13">
               <w:r>
                 <w:rPr>
                   <w:b/>
-                  <w:color w:val="003399"/>
-                  <w:u w:val="single"/>
                 </w:rPr>
                 <w:t>Software Quality and Metrics</w:t>
               </w:r>
@@ -1676,17 +1852,6 @@
                 <w:sz w:val="17"/>
               </w:rPr>
               <w:t>Free University of Bozen-Bolzano · Master in Software Engineering · EN</w:t>
-            </w:r>
-          </w:p>
-          <w:p>
-            <w:pPr>
-              <w:spacing w:after="0"/>
-            </w:pPr>
-            <w:r>
-              <w:rPr>
-                <w:sz w:val="17"/>
-              </w:rPr>
-              <w:t>76103 · INFO-01/A · 6 CP</w:t>
             </w:r>
           </w:p>
         </w:tc>
@@ -1731,17 +1896,16 @@
           <w:p>
             <w:pPr>
               <w:spacing w:after="10"/>
+              <w:rPr>
+                <w:b/>
+              </w:rPr>
             </w:pPr>
-            <w:hyperlink r:id="rId16">
-              <w:r>
-                <w:rPr>
-                  <w:b/>
-                  <w:color w:val="003399"/>
-                  <w:u w:val="single"/>
-                </w:rPr>
-                <w:t>Introduction to Computer Vision</w:t>
-              </w:r>
-            </w:hyperlink>
+            <w:r>
+              <w:rPr>
+                <w:b/>
+              </w:rPr>
+              <w:t>Introduction to Computer Vision</w:t>
+            </w:r>
           </w:p>
           <w:p>
             <w:pPr>
@@ -1761,9 +1925,10 @@
             </w:pPr>
             <w:r>
               <w:rPr>
+                <w:color w:val="667085"/>
                 <w:sz w:val="17"/>
               </w:rPr>
-              <w:t>76276B · IINF-05/A · 6 CP</w:t>
+              <w:t>Free University of Bozen-Bolzano · Bachelor in Electronics and Cyber-Physical Systems Engineering · EN</w:t>
             </w:r>
           </w:p>
         </w:tc>
@@ -1809,16 +1974,12 @@
             <w:pPr>
               <w:spacing w:after="10"/>
             </w:pPr>
-            <w:hyperlink r:id="rId17" w:anchor="ExamCode-42431">
-              <w:r>
-                <w:rPr>
-                  <w:b/>
-                  <w:color w:val="003399"/>
-                  <w:u w:val="single"/>
-                </w:rPr>
-                <w:t>Introduction to Computer Vision</w:t>
-              </w:r>
-            </w:hyperlink>
+            <w:r>
+              <w:rPr>
+                <w:b/>
+              </w:rPr>
+              <w:t>Discrete Mathematics</w:t>
+            </w:r>
           </w:p>
           <w:p>
             <w:pPr>
@@ -1829,18 +1990,14 @@
                 <w:color w:val="667085"/>
                 <w:sz w:val="17"/>
               </w:rPr>
-              <w:t>Free University of Bozen-Bolzano · Bachelor in Electronics and Cyber-Physical Systems Engineering · EN</w:t>
-            </w:r>
-          </w:p>
-          <w:p>
-            <w:pPr>
-              <w:spacing w:after="0"/>
-            </w:pPr>
-            <w:r>
-              <w:rPr>
+              <w:t xml:space="preserve">Birzeit University · Computer science and engineering · </w:t>
+            </w:r>
+            <w:r>
+              <w:rPr>
+                <w:color w:val="667085"/>
                 <w:sz w:val="17"/>
               </w:rPr>
-              <w:t>42431 · IINF-05/A · 6 CP</w:t>
+              <w:t>EN/AR</w:t>
             </w:r>
           </w:p>
         </w:tc>
@@ -1890,7 +2047,7 @@
               <w:rPr>
                 <w:b/>
               </w:rPr>
-              <w:t>Discrete Mathematics</w:t>
+              <w:t>Database Management Systems</w:t>
             </w:r>
           </w:p>
           <w:p>
@@ -1902,7 +2059,14 @@
                 <w:color w:val="667085"/>
                 <w:sz w:val="17"/>
               </w:rPr>
-              <w:t>Birzeit University · Computer science and engineering · 2020–2022</w:t>
+              <w:t xml:space="preserve">Birzeit University · Computer science and engineering · </w:t>
+            </w:r>
+            <w:r>
+              <w:rPr>
+                <w:color w:val="667085"/>
+                <w:sz w:val="17"/>
+              </w:rPr>
+              <w:t>EN/AR</w:t>
             </w:r>
           </w:p>
         </w:tc>
@@ -1930,7 +2094,6 @@
                 <w:color w:val="003399"/>
                 <w:sz w:val="16"/>
               </w:rPr>
-              <w:lastRenderedPageBreak/>
               <w:t>BACHELOR</w:t>
             </w:r>
           </w:p>
@@ -1953,7 +2116,7 @@
               <w:rPr>
                 <w:b/>
               </w:rPr>
-              <w:t>Database Management Systems</w:t>
+              <w:t>Linux Operating Systems Laboratory</w:t>
             </w:r>
           </w:p>
           <w:p>
@@ -1965,7 +2128,14 @@
                 <w:color w:val="667085"/>
                 <w:sz w:val="17"/>
               </w:rPr>
-              <w:t>Birzeit University · Computer science and engineering · 2020–2022</w:t>
+              <w:t xml:space="preserve">Birzeit University · Computer science · </w:t>
+            </w:r>
+            <w:r>
+              <w:rPr>
+                <w:color w:val="667085"/>
+                <w:sz w:val="17"/>
+              </w:rPr>
+              <w:t>EN/AR</w:t>
             </w:r>
           </w:p>
         </w:tc>
@@ -1993,7 +2163,7 @@
                 <w:color w:val="003399"/>
                 <w:sz w:val="16"/>
               </w:rPr>
-              <w:t>BACHELOR</w:t>
+              <w:t>PROFESSIONAL</w:t>
             </w:r>
           </w:p>
         </w:tc>
@@ -2015,7 +2185,7 @@
               <w:rPr>
                 <w:b/>
               </w:rPr>
-              <w:t>Linux Operating Systems Laboratory</w:t>
+              <w:t>Computer Vision and Neural Networks</w:t>
             </w:r>
           </w:p>
           <w:p>
@@ -2027,7 +2197,14 @@
                 <w:color w:val="667085"/>
                 <w:sz w:val="17"/>
               </w:rPr>
-              <w:t>Birzeit University · Computer science · 2020–2022</w:t>
+              <w:t>Gaza Sky Geeks · Technical training · 202</w:t>
+            </w:r>
+            <w:r>
+              <w:rPr>
+                <w:color w:val="667085"/>
+                <w:sz w:val="17"/>
+              </w:rPr>
+              <w:t>6</w:t>
             </w:r>
           </w:p>
         </w:tc>
@@ -2077,7 +2254,7 @@
               <w:rPr>
                 <w:b/>
               </w:rPr>
-              <w:t>Computer Vision and Neural Networks</w:t>
+              <w:t>Programming Fundamentals and Object-Oriented Programming in Python</w:t>
             </w:r>
           </w:p>
           <w:p>
@@ -2139,7 +2316,7 @@
               <w:rPr>
                 <w:b/>
               </w:rPr>
-              <w:t>Programming Fundamentals and Object-Oriented Programming in Python</w:t>
+              <w:t>Data Structures and Algorithms</w:t>
             </w:r>
           </w:p>
           <w:p>
@@ -2179,7 +2356,7 @@
                 <w:color w:val="003399"/>
                 <w:sz w:val="16"/>
               </w:rPr>
-              <w:t>PROFESSIONAL</w:t>
+              <w:t>BOOTCAMP</w:t>
             </w:r>
           </w:p>
         </w:tc>
@@ -2201,68 +2378,6 @@
               <w:rPr>
                 <w:b/>
               </w:rPr>
-              <w:t>Data Structures and Algorithms</w:t>
-            </w:r>
-          </w:p>
-          <w:p>
-            <w:pPr>
-              <w:spacing w:after="0"/>
-            </w:pPr>
-            <w:r>
-              <w:rPr>
-                <w:color w:val="667085"/>
-                <w:sz w:val="17"/>
-              </w:rPr>
-              <w:t>Gaza Sky Geeks · Technical training · 2025</w:t>
-            </w:r>
-          </w:p>
-        </w:tc>
-      </w:tr>
-      <w:tr>
-        <w:trPr>
-          <w:cantSplit/>
-          <w:jc w:val="center"/>
-        </w:trPr>
-        <w:tc>
-          <w:tcPr>
-            <w:tcW w:w="1786" w:type="dxa"/>
-            <w:shd w:val="clear" w:color="auto" w:fill="F3F5F7"/>
-            <w:tcMar>
-              <w:top w:w="75" w:type="dxa"/>
-              <w:left w:w="100" w:type="dxa"/>
-              <w:bottom w:w="75" w:type="dxa"/>
-              <w:right w:w="100" w:type="dxa"/>
-            </w:tcMar>
-          </w:tcPr>
-          <w:p>
-            <w:r>
-              <w:rPr>
-                <w:b/>
-                <w:color w:val="003399"/>
-                <w:sz w:val="16"/>
-              </w:rPr>
-              <w:t>BOOTCAMP</w:t>
-            </w:r>
-          </w:p>
-        </w:tc>
-        <w:tc>
-          <w:tcPr>
-            <w:tcW w:w="8035" w:type="dxa"/>
-            <w:tcMar>
-              <w:top w:w="70" w:type="dxa"/>
-              <w:left w:w="120" w:type="dxa"/>
-              <w:bottom w:w="75" w:type="dxa"/>
-              <w:right w:w="70" w:type="dxa"/>
-            </w:tcMar>
-          </w:tcPr>
-          <w:p>
-            <w:pPr>
-              <w:spacing w:after="10"/>
-            </w:pPr>
-            <w:r>
-              <w:rPr>
-                <w:b/>
-              </w:rPr>
               <w:t>Full-stack development tracks</w:t>
             </w:r>
           </w:p>
@@ -2289,6 +2404,7 @@
         </w:pBdr>
       </w:pPr>
       <w:r>
+        <w:lastRenderedPageBreak/>
         <w:t>RESEARCH PROJECTS AND FUNDING</w:t>
       </w:r>
     </w:p>
@@ -2691,7 +2807,15 @@
               <w:keepLines/>
             </w:pPr>
             <w:r>
-              <w:t>Doctoral scholarship awarded to Diaeddin Rimawi; approximately €51,000.</w:t>
+              <w:t xml:space="preserve">Doctoral scholarship </w:t>
+            </w:r>
+            <w:proofErr w:type="spellStart"/>
+            <w:r>
+              <w:t>awarde</w:t>
+            </w:r>
+            <w:proofErr w:type="spellEnd"/>
+            <w:r>
+              <w:t>.</w:t>
             </w:r>
           </w:p>
         </w:tc>
@@ -2757,9 +2881,17 @@
           </w:p>
           <w:p>
             <w:pPr>
-              <w:spacing w:after="0"/>
+              <w:pStyle w:val="Default"/>
+              <w:rPr>
+                <w:szCs w:val="18"/>
+              </w:rPr>
             </w:pPr>
             <w:r>
+              <w:rPr>
+                <w:color w:val="161F32"/>
+                <w:sz w:val="18"/>
+                <w:szCs w:val="18"/>
+              </w:rPr>
               <w:t>Machine learning, deep learning, reinforcement learning, multi-objective optimization, game theory, NLP and sentence transformers, computer vision, process mining</w:t>
             </w:r>
           </w:p>
@@ -2789,10 +2921,18 @@
           </w:p>
           <w:p>
             <w:pPr>
-              <w:spacing w:after="0"/>
+              <w:pStyle w:val="Default"/>
+              <w:rPr>
+                <w:szCs w:val="18"/>
+              </w:rPr>
             </w:pPr>
             <w:r>
-              <w:t>Threat modeling, NIS2, Zero Trust, OT/IT security, MISP, Cyber Range environments, microservice attack detection and performance monitoring</w:t>
+              <w:rPr>
+                <w:color w:val="161F32"/>
+                <w:sz w:val="18"/>
+                <w:szCs w:val="18"/>
+              </w:rPr>
+              <w:t xml:space="preserve">Threat modeling, NIS2 Directive, Zero Trust, OT/IT security, Cyber Range environments, microservice attack detection and performance monitoring </w:t>
             </w:r>
           </w:p>
         </w:tc>
@@ -2862,7 +3002,7 @@
               <w:spacing w:after="0"/>
             </w:pPr>
             <w:r>
-              <w:t>Linux, Git, Docker and containerization, ROS, Qt, virtualization, automated testing, Flask, Django, Spring Boot, MERN</w:t>
+              <w:t>Linux, Git, Docker and containerization, ROS, virtualization, automated testing, Flask, Django, Spring Boot, MERN</w:t>
             </w:r>
           </w:p>
         </w:tc>
@@ -2929,11 +3069,24 @@
           </w:p>
           <w:p>
             <w:pPr>
+              <w:pStyle w:val="Default"/>
+              <w:rPr>
+                <w:szCs w:val="18"/>
+              </w:rPr>
+            </w:pPr>
+            <w:r>
+              <w:rPr>
+                <w:color w:val="161F32"/>
+                <w:sz w:val="18"/>
+                <w:szCs w:val="18"/>
+              </w:rPr>
+              <w:t xml:space="preserve">Curriculum design, lecturer, laboratory teaching, student supervision, project and proposal development </w:t>
+            </w:r>
+          </w:p>
+          <w:p>
+            <w:pPr>
               <w:spacing w:after="0"/>
             </w:pPr>
-            <w:r>
-              <w:t>Curriculum design, laboratory teaching, student supervision, instructor leadership, project and proposal development</w:t>
-            </w:r>
           </w:p>
         </w:tc>
       </w:tr>
@@ -2951,7 +3104,7 @@
     </w:p>
     <w:tbl>
       <w:tblPr>
-        <w:tblW w:w="0" w:type="auto"/>
+        <w:tblW w:w="9992" w:type="dxa"/>
         <w:jc w:val="center"/>
         <w:tblBorders>
           <w:top w:val="single" w:sz="4" w:space="0" w:color="C9D4E2"/>
@@ -2965,20 +3118,21 @@
         <w:tblLook w:val="04A0" w:firstRow="1" w:lastRow="0" w:firstColumn="1" w:lastColumn="0" w:noHBand="0" w:noVBand="1"/>
       </w:tblPr>
       <w:tblGrid>
-        <w:gridCol w:w="1658"/>
-        <w:gridCol w:w="1658"/>
-        <w:gridCol w:w="1658"/>
-        <w:gridCol w:w="1944"/>
-        <w:gridCol w:w="1944"/>
-        <w:gridCol w:w="1658"/>
+        <w:gridCol w:w="1353"/>
+        <w:gridCol w:w="1635"/>
+        <w:gridCol w:w="1635"/>
+        <w:gridCol w:w="1917"/>
+        <w:gridCol w:w="1917"/>
+        <w:gridCol w:w="1535"/>
       </w:tblGrid>
       <w:tr>
         <w:trPr>
+          <w:trHeight w:val="222"/>
           <w:jc w:val="center"/>
         </w:trPr>
         <w:tc>
           <w:tcPr>
-            <w:tcW w:w="1656" w:type="dxa"/>
+            <w:tcW w:w="1353" w:type="dxa"/>
             <w:shd w:val="clear" w:color="auto" w:fill="003399"/>
             <w:tcMar>
               <w:top w:w="75" w:type="dxa"/>
@@ -3000,7 +3154,7 @@
         </w:tc>
         <w:tc>
           <w:tcPr>
-            <w:tcW w:w="1195" w:type="dxa"/>
+            <w:tcW w:w="1635" w:type="dxa"/>
             <w:shd w:val="clear" w:color="auto" w:fill="003399"/>
             <w:tcMar>
               <w:top w:w="75" w:type="dxa"/>
@@ -3022,7 +3176,7 @@
         </w:tc>
         <w:tc>
           <w:tcPr>
-            <w:tcW w:w="1195" w:type="dxa"/>
+            <w:tcW w:w="1635" w:type="dxa"/>
             <w:shd w:val="clear" w:color="auto" w:fill="003399"/>
             <w:tcMar>
               <w:top w:w="75" w:type="dxa"/>
@@ -3044,7 +3198,7 @@
         </w:tc>
         <w:tc>
           <w:tcPr>
-            <w:tcW w:w="1944" w:type="dxa"/>
+            <w:tcW w:w="1917" w:type="dxa"/>
             <w:shd w:val="clear" w:color="auto" w:fill="003399"/>
             <w:tcMar>
               <w:top w:w="75" w:type="dxa"/>
@@ -3066,7 +3220,7 @@
         </w:tc>
         <w:tc>
           <w:tcPr>
-            <w:tcW w:w="1944" w:type="dxa"/>
+            <w:tcW w:w="1917" w:type="dxa"/>
             <w:shd w:val="clear" w:color="auto" w:fill="003399"/>
             <w:tcMar>
               <w:top w:w="75" w:type="dxa"/>
@@ -3088,7 +3242,7 @@
         </w:tc>
         <w:tc>
           <w:tcPr>
-            <w:tcW w:w="1195" w:type="dxa"/>
+            <w:tcW w:w="1535" w:type="dxa"/>
             <w:shd w:val="clear" w:color="auto" w:fill="003399"/>
             <w:tcMar>
               <w:top w:w="75" w:type="dxa"/>
@@ -3112,11 +3266,12 @@
       <w:tr>
         <w:trPr>
           <w:cantSplit/>
+          <w:trHeight w:val="243"/>
           <w:jc w:val="center"/>
         </w:trPr>
         <w:tc>
           <w:tcPr>
-            <w:tcW w:w="1658" w:type="dxa"/>
+            <w:tcW w:w="1353" w:type="dxa"/>
             <w:shd w:val="clear" w:color="auto" w:fill="EAF2FA"/>
             <w:tcMar>
               <w:top w:w="65" w:type="dxa"/>
@@ -3133,11 +3288,24 @@
               </w:rPr>
               <w:t>Arabic</w:t>
             </w:r>
+            <w:r>
+              <w:rPr>
+                <w:b/>
+                <w:sz w:val="16"/>
+              </w:rPr>
+              <w:t xml:space="preserve"> </w:t>
+            </w:r>
+            <w:r>
+              <w:rPr>
+                <w:sz w:val="16"/>
+              </w:rPr>
+              <w:t>(native)</w:t>
+            </w:r>
           </w:p>
         </w:tc>
         <w:tc>
           <w:tcPr>
-            <w:tcW w:w="1658" w:type="dxa"/>
+            <w:tcW w:w="1635" w:type="dxa"/>
             <w:tcMar>
               <w:top w:w="65" w:type="dxa"/>
               <w:left w:w="60" w:type="dxa"/>
@@ -3159,7 +3327,7 @@
         </w:tc>
         <w:tc>
           <w:tcPr>
-            <w:tcW w:w="1658" w:type="dxa"/>
+            <w:tcW w:w="1635" w:type="dxa"/>
             <w:tcMar>
               <w:top w:w="65" w:type="dxa"/>
               <w:left w:w="60" w:type="dxa"/>
@@ -3181,7 +3349,7 @@
         </w:tc>
         <w:tc>
           <w:tcPr>
-            <w:tcW w:w="1658" w:type="dxa"/>
+            <w:tcW w:w="1917" w:type="dxa"/>
             <w:tcMar>
               <w:top w:w="65" w:type="dxa"/>
               <w:left w:w="60" w:type="dxa"/>
@@ -3203,7 +3371,7 @@
         </w:tc>
         <w:tc>
           <w:tcPr>
-            <w:tcW w:w="1658" w:type="dxa"/>
+            <w:tcW w:w="1917" w:type="dxa"/>
             <w:tcMar>
               <w:top w:w="65" w:type="dxa"/>
               <w:left w:w="60" w:type="dxa"/>
@@ -3225,7 +3393,7 @@
         </w:tc>
         <w:tc>
           <w:tcPr>
-            <w:tcW w:w="1658" w:type="dxa"/>
+            <w:tcW w:w="1535" w:type="dxa"/>
             <w:tcMar>
               <w:top w:w="65" w:type="dxa"/>
               <w:left w:w="60" w:type="dxa"/>
@@ -3241,7 +3409,7 @@
               <w:rPr>
                 <w:sz w:val="16"/>
               </w:rPr>
-              <w:t>C2 (native)</w:t>
+              <w:t>C2</w:t>
             </w:r>
           </w:p>
         </w:tc>
@@ -3249,11 +3417,12 @@
       <w:tr>
         <w:trPr>
           <w:cantSplit/>
+          <w:trHeight w:val="233"/>
           <w:jc w:val="center"/>
         </w:trPr>
         <w:tc>
           <w:tcPr>
-            <w:tcW w:w="1658" w:type="dxa"/>
+            <w:tcW w:w="1353" w:type="dxa"/>
             <w:shd w:val="clear" w:color="auto" w:fill="EAF2FA"/>
             <w:tcMar>
               <w:top w:w="65" w:type="dxa"/>
@@ -3274,7 +3443,7 @@
         </w:tc>
         <w:tc>
           <w:tcPr>
-            <w:tcW w:w="1658" w:type="dxa"/>
+            <w:tcW w:w="1635" w:type="dxa"/>
             <w:tcMar>
               <w:top w:w="65" w:type="dxa"/>
               <w:left w:w="60" w:type="dxa"/>
@@ -3296,7 +3465,7 @@
         </w:tc>
         <w:tc>
           <w:tcPr>
-            <w:tcW w:w="1658" w:type="dxa"/>
+            <w:tcW w:w="1635" w:type="dxa"/>
             <w:tcMar>
               <w:top w:w="65" w:type="dxa"/>
               <w:left w:w="60" w:type="dxa"/>
@@ -3318,7 +3487,7 @@
         </w:tc>
         <w:tc>
           <w:tcPr>
-            <w:tcW w:w="1658" w:type="dxa"/>
+            <w:tcW w:w="1917" w:type="dxa"/>
             <w:tcMar>
               <w:top w:w="65" w:type="dxa"/>
               <w:left w:w="60" w:type="dxa"/>
@@ -3340,7 +3509,7 @@
         </w:tc>
         <w:tc>
           <w:tcPr>
-            <w:tcW w:w="1658" w:type="dxa"/>
+            <w:tcW w:w="1917" w:type="dxa"/>
             <w:tcMar>
               <w:top w:w="65" w:type="dxa"/>
               <w:left w:w="60" w:type="dxa"/>
@@ -3362,7 +3531,7 @@
         </w:tc>
         <w:tc>
           <w:tcPr>
-            <w:tcW w:w="1658" w:type="dxa"/>
+            <w:tcW w:w="1535" w:type="dxa"/>
             <w:tcMar>
               <w:top w:w="65" w:type="dxa"/>
               <w:left w:w="60" w:type="dxa"/>
@@ -3386,11 +3555,12 @@
       <w:tr>
         <w:trPr>
           <w:cantSplit/>
+          <w:trHeight w:val="233"/>
           <w:jc w:val="center"/>
         </w:trPr>
         <w:tc>
           <w:tcPr>
-            <w:tcW w:w="1658" w:type="dxa"/>
+            <w:tcW w:w="1353" w:type="dxa"/>
             <w:shd w:val="clear" w:color="auto" w:fill="EAF2FA"/>
             <w:tcMar>
               <w:top w:w="65" w:type="dxa"/>
@@ -3411,7 +3581,7 @@
         </w:tc>
         <w:tc>
           <w:tcPr>
-            <w:tcW w:w="1658" w:type="dxa"/>
+            <w:tcW w:w="1635" w:type="dxa"/>
             <w:tcMar>
               <w:top w:w="65" w:type="dxa"/>
               <w:left w:w="60" w:type="dxa"/>
@@ -3433,7 +3603,7 @@
         </w:tc>
         <w:tc>
           <w:tcPr>
-            <w:tcW w:w="1658" w:type="dxa"/>
+            <w:tcW w:w="1635" w:type="dxa"/>
             <w:tcMar>
               <w:top w:w="65" w:type="dxa"/>
               <w:left w:w="60" w:type="dxa"/>
@@ -3455,7 +3625,7 @@
         </w:tc>
         <w:tc>
           <w:tcPr>
-            <w:tcW w:w="1658" w:type="dxa"/>
+            <w:tcW w:w="1917" w:type="dxa"/>
             <w:tcMar>
               <w:top w:w="65" w:type="dxa"/>
               <w:left w:w="60" w:type="dxa"/>
@@ -3477,7 +3647,7 @@
         </w:tc>
         <w:tc>
           <w:tcPr>
-            <w:tcW w:w="1658" w:type="dxa"/>
+            <w:tcW w:w="1917" w:type="dxa"/>
             <w:tcMar>
               <w:top w:w="65" w:type="dxa"/>
               <w:left w:w="60" w:type="dxa"/>
@@ -3499,7 +3669,7 @@
         </w:tc>
         <w:tc>
           <w:tcPr>
-            <w:tcW w:w="1658" w:type="dxa"/>
+            <w:tcW w:w="1535" w:type="dxa"/>
             <w:tcMar>
               <w:top w:w="65" w:type="dxa"/>
               <w:left w:w="60" w:type="dxa"/>
@@ -3531,7 +3701,6 @@
           <w:color w:val="667085"/>
           <w:sz w:val="15"/>
         </w:rPr>
-        <w:lastRenderedPageBreak/>
         <w:t>Levels follow the Common European Framework of Reference for Languages (CEFR).</w:t>
       </w:r>
     </w:p>
@@ -3553,7 +3722,7 @@
       <w:r>
         <w:t xml:space="preserve">English Language Certificate — Level C1, Free University of Bozen-Bolzano, 2024. </w:t>
       </w:r>
-      <w:hyperlink r:id="rId18">
+      <w:hyperlink r:id="rId14">
         <w:r>
           <w:rPr>
             <w:color w:val="003399"/>
@@ -3570,7 +3739,7 @@
       <w:r>
         <w:t xml:space="preserve">Privacy in Research — GDPR Training, Free University of Bozen-Bolzano, 2024. </w:t>
       </w:r>
-      <w:hyperlink r:id="rId19">
+      <w:hyperlink r:id="rId15">
         <w:r>
           <w:rPr>
             <w:color w:val="003399"/>
@@ -3598,7 +3767,7 @@
       <w:r>
         <w:t xml:space="preserve">Persistent profiles: </w:t>
       </w:r>
-      <w:hyperlink r:id="rId20">
+      <w:hyperlink r:id="rId16">
         <w:r>
           <w:rPr>
             <w:color w:val="003399"/>
@@ -3610,7 +3779,7 @@
       <w:r>
         <w:t xml:space="preserve"> · </w:t>
       </w:r>
-      <w:hyperlink r:id="rId21">
+      <w:hyperlink r:id="rId17">
         <w:r>
           <w:rPr>
             <w:color w:val="003399"/>
@@ -3622,7 +3791,7 @@
       <w:r>
         <w:t xml:space="preserve"> · </w:t>
       </w:r>
-      <w:hyperlink r:id="rId22">
+      <w:hyperlink r:id="rId18">
         <w:r>
           <w:rPr>
             <w:color w:val="003399"/>
@@ -3634,7 +3803,7 @@
       <w:r>
         <w:t xml:space="preserve"> · </w:t>
       </w:r>
-      <w:hyperlink r:id="rId23">
+      <w:hyperlink r:id="rId19">
         <w:r>
           <w:rPr>
             <w:color w:val="003399"/>
@@ -3650,6 +3819,7 @@
     <w:p>
       <w:pPr>
         <w:pStyle w:val="Heading2"/>
+        <w:jc w:val="both"/>
       </w:pPr>
       <w:r>
         <w:t>Journal articles</w:t>
@@ -3671,8 +3841,8 @@
         <w:tblLook w:val="04A0" w:firstRow="1" w:lastRow="0" w:firstColumn="1" w:lastColumn="0" w:noHBand="0" w:noVBand="1"/>
       </w:tblPr>
       <w:tblGrid>
-        <w:gridCol w:w="4974"/>
-        <w:gridCol w:w="4974"/>
+        <w:gridCol w:w="360"/>
+        <w:gridCol w:w="9588"/>
       </w:tblGrid>
       <w:tr>
         <w:trPr>
@@ -3681,7 +3851,7 @@
         </w:trPr>
         <w:tc>
           <w:tcPr>
-            <w:tcW w:w="4974" w:type="dxa"/>
+            <w:tcW w:w="360" w:type="dxa"/>
             <w:tcMar>
               <w:top w:w="55" w:type="dxa"/>
               <w:left w:w="50" w:type="dxa"/>
@@ -3690,6 +3860,9 @@
             </w:tcMar>
           </w:tcPr>
           <w:p>
+            <w:pPr>
+              <w:jc w:val="both"/>
+            </w:pPr>
             <w:r>
               <w:rPr>
                 <w:b/>
@@ -3702,7 +3875,7 @@
         </w:tc>
         <w:tc>
           <w:tcPr>
-            <w:tcW w:w="4974" w:type="dxa"/>
+            <w:tcW w:w="9588" w:type="dxa"/>
             <w:tcMar>
               <w:top w:w="50" w:type="dxa"/>
               <w:left w:w="80" w:type="dxa"/>
@@ -3714,11 +3887,12 @@
             <w:pPr>
               <w:keepLines/>
               <w:spacing w:after="0"/>
+              <w:jc w:val="both"/>
             </w:pPr>
             <w:r>
               <w:t xml:space="preserve">R. Othman, D. Rimawi, B. Rossi, and B. Russo. </w:t>
             </w:r>
-            <w:hyperlink r:id="rId24">
+            <w:hyperlink r:id="rId20">
               <w:r>
                 <w:rPr>
                   <w:b/>
@@ -3740,7 +3914,7 @@
         </w:trPr>
         <w:tc>
           <w:tcPr>
-            <w:tcW w:w="4974" w:type="dxa"/>
+            <w:tcW w:w="360" w:type="dxa"/>
             <w:tcMar>
               <w:top w:w="55" w:type="dxa"/>
               <w:left w:w="50" w:type="dxa"/>
@@ -3749,6 +3923,9 @@
             </w:tcMar>
           </w:tcPr>
           <w:p>
+            <w:pPr>
+              <w:jc w:val="both"/>
+            </w:pPr>
             <w:r>
               <w:rPr>
                 <w:b/>
@@ -3761,7 +3938,7 @@
         </w:tc>
         <w:tc>
           <w:tcPr>
-            <w:tcW w:w="4974" w:type="dxa"/>
+            <w:tcW w:w="9588" w:type="dxa"/>
             <w:tcMar>
               <w:top w:w="50" w:type="dxa"/>
               <w:left w:w="80" w:type="dxa"/>
@@ -3773,11 +3950,15 @@
             <w:pPr>
               <w:keepLines/>
               <w:spacing w:after="0"/>
+              <w:jc w:val="both"/>
             </w:pPr>
             <w:r>
+              <w:rPr>
+                <w:lang w:val="it-IT"/>
+              </w:rPr>
               <w:t xml:space="preserve">D. Rimawi, A. Liotta, M. Todescato, and B. Russo. </w:t>
             </w:r>
-            <w:hyperlink r:id="rId25">
+            <w:hyperlink r:id="rId21">
               <w:r>
                 <w:rPr>
                   <w:b/>
@@ -3799,7 +3980,7 @@
         </w:trPr>
         <w:tc>
           <w:tcPr>
-            <w:tcW w:w="4974" w:type="dxa"/>
+            <w:tcW w:w="360" w:type="dxa"/>
             <w:tcMar>
               <w:top w:w="55" w:type="dxa"/>
               <w:left w:w="50" w:type="dxa"/>
@@ -3808,19 +3989,23 @@
             </w:tcMar>
           </w:tcPr>
           <w:p>
+            <w:pPr>
+              <w:jc w:val="both"/>
+            </w:pPr>
             <w:r>
               <w:rPr>
                 <w:b/>
                 <w:color w:val="003399"/>
                 <w:sz w:val="16"/>
               </w:rPr>
+              <w:lastRenderedPageBreak/>
               <w:t>J3</w:t>
             </w:r>
           </w:p>
         </w:tc>
         <w:tc>
           <w:tcPr>
-            <w:tcW w:w="4974" w:type="dxa"/>
+            <w:tcW w:w="9588" w:type="dxa"/>
             <w:tcMar>
               <w:top w:w="50" w:type="dxa"/>
               <w:left w:w="80" w:type="dxa"/>
@@ -3832,11 +4017,12 @@
             <w:pPr>
               <w:keepLines/>
               <w:spacing w:after="0"/>
+              <w:jc w:val="both"/>
             </w:pPr>
             <w:r>
               <w:t xml:space="preserve">D. Rimawi and S. Zein. </w:t>
             </w:r>
-            <w:hyperlink r:id="rId26">
+            <w:hyperlink r:id="rId22">
               <w:r>
                 <w:rPr>
                   <w:b/>
@@ -3851,10 +4037,92 @@
           </w:p>
         </w:tc>
       </w:tr>
+      <w:tr>
+        <w:trPr>
+          <w:cantSplit/>
+          <w:jc w:val="center"/>
+        </w:trPr>
+        <w:tc>
+          <w:tcPr>
+            <w:tcW w:w="360" w:type="dxa"/>
+            <w:tcMar>
+              <w:top w:w="55" w:type="dxa"/>
+              <w:left w:w="50" w:type="dxa"/>
+              <w:bottom w:w="55" w:type="dxa"/>
+              <w:right w:w="45" w:type="dxa"/>
+            </w:tcMar>
+          </w:tcPr>
+          <w:p>
+            <w:pPr>
+              <w:jc w:val="both"/>
+              <w:rPr>
+                <w:b/>
+                <w:color w:val="003399"/>
+                <w:sz w:val="16"/>
+              </w:rPr>
+            </w:pPr>
+            <w:r>
+              <w:rPr>
+                <w:b/>
+                <w:color w:val="003399"/>
+                <w:sz w:val="16"/>
+              </w:rPr>
+              <w:t>J4</w:t>
+            </w:r>
+          </w:p>
+        </w:tc>
+        <w:tc>
+          <w:tcPr>
+            <w:tcW w:w="9588" w:type="dxa"/>
+            <w:tcMar>
+              <w:top w:w="50" w:type="dxa"/>
+              <w:left w:w="80" w:type="dxa"/>
+              <w:bottom w:w="55" w:type="dxa"/>
+              <w:right w:w="50" w:type="dxa"/>
+            </w:tcMar>
+          </w:tcPr>
+          <w:p>
+            <w:pPr>
+              <w:keepLines/>
+              <w:spacing w:after="0"/>
+              <w:jc w:val="both"/>
+            </w:pPr>
+            <w:r>
+              <w:rPr>
+                <w:b/>
+                <w:bCs/>
+              </w:rPr>
+              <w:t>Preprint (Under Review)</w:t>
+            </w:r>
+            <w:r>
+              <w:t xml:space="preserve"> </w:t>
+            </w:r>
+            <w:r>
+              <w:t>A. Janes, D. Rimawi, R. T. Othman, A. Avritzer, R. Mirandola, and B. Russo.</w:t>
+            </w:r>
+            <w:r>
+              <w:t xml:space="preserve"> </w:t>
+            </w:r>
+            <w:hyperlink r:id="rId23" w:history="1">
+              <w:r>
+                <w:rPr>
+                  <w:b/>
+                  <w:color w:val="003399"/>
+                </w:rPr>
+                <w:t>Monitoring for Denial of Service Attacks using Performance Signature Vectors</w:t>
+              </w:r>
+            </w:hyperlink>
+            <w:r>
+              <w:t>. Journal of Systems and Software</w:t>
+            </w:r>
+          </w:p>
+        </w:tc>
+      </w:tr>
     </w:tbl>
     <w:p>
       <w:pPr>
         <w:pStyle w:val="Heading2"/>
+        <w:jc w:val="both"/>
       </w:pPr>
       <w:r>
         <w:t>Conference and workshop papers</w:t>
@@ -3876,8 +4144,8 @@
         <w:tblLook w:val="04A0" w:firstRow="1" w:lastRow="0" w:firstColumn="1" w:lastColumn="0" w:noHBand="0" w:noVBand="1"/>
       </w:tblPr>
       <w:tblGrid>
-        <w:gridCol w:w="4974"/>
-        <w:gridCol w:w="4974"/>
+        <w:gridCol w:w="360"/>
+        <w:gridCol w:w="9588"/>
       </w:tblGrid>
       <w:tr>
         <w:trPr>
@@ -3886,7 +4154,7 @@
         </w:trPr>
         <w:tc>
           <w:tcPr>
-            <w:tcW w:w="4974" w:type="dxa"/>
+            <w:tcW w:w="360" w:type="dxa"/>
             <w:tcMar>
               <w:top w:w="55" w:type="dxa"/>
               <w:left w:w="50" w:type="dxa"/>
@@ -3895,6 +4163,9 @@
             </w:tcMar>
           </w:tcPr>
           <w:p>
+            <w:pPr>
+              <w:jc w:val="both"/>
+            </w:pPr>
             <w:r>
               <w:rPr>
                 <w:b/>
@@ -3907,7 +4178,7 @@
         </w:tc>
         <w:tc>
           <w:tcPr>
-            <w:tcW w:w="4974" w:type="dxa"/>
+            <w:tcW w:w="9588" w:type="dxa"/>
             <w:tcMar>
               <w:top w:w="50" w:type="dxa"/>
               <w:left w:w="80" w:type="dxa"/>
@@ -3919,11 +4190,29 @@
             <w:pPr>
               <w:keepLines/>
               <w:spacing w:after="0"/>
+              <w:jc w:val="both"/>
             </w:pPr>
             <w:r>
-              <w:t xml:space="preserve">A. Janes, D. Rimawi, R. T. Othman, A. Avritzer, R. Mirandola, and B. Russo. </w:t>
-            </w:r>
-            <w:hyperlink r:id="rId27">
+              <w:rPr>
+                <w:lang w:val="it-IT"/>
+              </w:rPr>
+              <w:t xml:space="preserve">A. Janes, D. Rimawi, R. T. Othman, A. </w:t>
+            </w:r>
+            <w:proofErr w:type="spellStart"/>
+            <w:r>
+              <w:rPr>
+                <w:lang w:val="it-IT"/>
+              </w:rPr>
+              <w:t>Avritzer</w:t>
+            </w:r>
+            <w:proofErr w:type="spellEnd"/>
+            <w:r>
+              <w:rPr>
+                <w:lang w:val="it-IT"/>
+              </w:rPr>
+              <w:t xml:space="preserve">, R. Mirandola, and B. Russo. </w:t>
+            </w:r>
+            <w:hyperlink r:id="rId24">
               <w:r>
                 <w:rPr>
                   <w:b/>
@@ -3945,7 +4234,7 @@
         </w:trPr>
         <w:tc>
           <w:tcPr>
-            <w:tcW w:w="4974" w:type="dxa"/>
+            <w:tcW w:w="360" w:type="dxa"/>
             <w:tcMar>
               <w:top w:w="55" w:type="dxa"/>
               <w:left w:w="50" w:type="dxa"/>
@@ -3954,6 +4243,9 @@
             </w:tcMar>
           </w:tcPr>
           <w:p>
+            <w:pPr>
+              <w:jc w:val="both"/>
+            </w:pPr>
             <w:r>
               <w:rPr>
                 <w:b/>
@@ -3966,7 +4258,7 @@
         </w:tc>
         <w:tc>
           <w:tcPr>
-            <w:tcW w:w="4974" w:type="dxa"/>
+            <w:tcW w:w="9588" w:type="dxa"/>
             <w:tcMar>
               <w:top w:w="50" w:type="dxa"/>
               <w:left w:w="80" w:type="dxa"/>
@@ -3978,11 +4270,12 @@
             <w:pPr>
               <w:keepLines/>
               <w:spacing w:after="0"/>
+              <w:jc w:val="both"/>
             </w:pPr>
             <w:r>
               <w:t xml:space="preserve">R. Othman, D. Rimawi, B. Rossi, and B. Russo. </w:t>
             </w:r>
-            <w:hyperlink r:id="rId28">
+            <w:hyperlink r:id="rId25">
               <w:r>
                 <w:rPr>
                   <w:b/>
@@ -4004,7 +4297,7 @@
         </w:trPr>
         <w:tc>
           <w:tcPr>
-            <w:tcW w:w="4974" w:type="dxa"/>
+            <w:tcW w:w="360" w:type="dxa"/>
             <w:tcMar>
               <w:top w:w="55" w:type="dxa"/>
               <w:left w:w="50" w:type="dxa"/>
@@ -4013,6 +4306,9 @@
             </w:tcMar>
           </w:tcPr>
           <w:p>
+            <w:pPr>
+              <w:jc w:val="both"/>
+            </w:pPr>
             <w:r>
               <w:rPr>
                 <w:b/>
@@ -4025,7 +4321,7 @@
         </w:tc>
         <w:tc>
           <w:tcPr>
-            <w:tcW w:w="4974" w:type="dxa"/>
+            <w:tcW w:w="9588" w:type="dxa"/>
             <w:tcMar>
               <w:top w:w="50" w:type="dxa"/>
               <w:left w:w="80" w:type="dxa"/>
@@ -4037,11 +4333,15 @@
             <w:pPr>
               <w:keepLines/>
               <w:spacing w:after="0"/>
+              <w:jc w:val="both"/>
             </w:pPr>
             <w:r>
+              <w:rPr>
+                <w:lang w:val="it-IT"/>
+              </w:rPr>
               <w:t xml:space="preserve">D. Rimawi, A. Liotta, M. Todescato, and B. Russo. </w:t>
             </w:r>
-            <w:hyperlink r:id="rId29">
+            <w:hyperlink r:id="rId26">
               <w:r>
                 <w:rPr>
                   <w:b/>
@@ -4063,7 +4363,7 @@
         </w:trPr>
         <w:tc>
           <w:tcPr>
-            <w:tcW w:w="4974" w:type="dxa"/>
+            <w:tcW w:w="360" w:type="dxa"/>
             <w:tcMar>
               <w:top w:w="55" w:type="dxa"/>
               <w:left w:w="50" w:type="dxa"/>
@@ -4072,6 +4372,9 @@
             </w:tcMar>
           </w:tcPr>
           <w:p>
+            <w:pPr>
+              <w:jc w:val="both"/>
+            </w:pPr>
             <w:r>
               <w:rPr>
                 <w:b/>
@@ -4084,7 +4387,7 @@
         </w:tc>
         <w:tc>
           <w:tcPr>
-            <w:tcW w:w="4974" w:type="dxa"/>
+            <w:tcW w:w="9588" w:type="dxa"/>
             <w:tcMar>
               <w:top w:w="50" w:type="dxa"/>
               <w:left w:w="80" w:type="dxa"/>
@@ -4096,11 +4399,15 @@
             <w:pPr>
               <w:keepLines/>
               <w:spacing w:after="0"/>
+              <w:jc w:val="both"/>
             </w:pPr>
             <w:r>
+              <w:rPr>
+                <w:lang w:val="it-IT"/>
+              </w:rPr>
               <w:t xml:space="preserve">D. Rimawi, A. Liotta, M. Todescato, and B. Russo. </w:t>
             </w:r>
-            <w:hyperlink r:id="rId30">
+            <w:hyperlink r:id="rId27">
               <w:r>
                 <w:rPr>
                   <w:b/>
@@ -4122,7 +4429,7 @@
         </w:trPr>
         <w:tc>
           <w:tcPr>
-            <w:tcW w:w="4974" w:type="dxa"/>
+            <w:tcW w:w="360" w:type="dxa"/>
             <w:tcMar>
               <w:top w:w="55" w:type="dxa"/>
               <w:left w:w="50" w:type="dxa"/>
@@ -4131,6 +4438,9 @@
             </w:tcMar>
           </w:tcPr>
           <w:p>
+            <w:pPr>
+              <w:jc w:val="both"/>
+            </w:pPr>
             <w:r>
               <w:rPr>
                 <w:b/>
@@ -4143,7 +4453,7 @@
         </w:tc>
         <w:tc>
           <w:tcPr>
-            <w:tcW w:w="4974" w:type="dxa"/>
+            <w:tcW w:w="9588" w:type="dxa"/>
             <w:tcMar>
               <w:top w:w="50" w:type="dxa"/>
               <w:left w:w="80" w:type="dxa"/>
@@ -4155,11 +4465,15 @@
             <w:pPr>
               <w:keepLines/>
               <w:spacing w:after="0"/>
+              <w:jc w:val="both"/>
             </w:pPr>
             <w:r>
+              <w:rPr>
+                <w:lang w:val="it-IT"/>
+              </w:rPr>
               <w:t xml:space="preserve">D. Rimawi, A. Liotta, M. Todescato, and B. Russo. </w:t>
             </w:r>
-            <w:hyperlink r:id="rId31">
+            <w:hyperlink r:id="rId28">
               <w:r>
                 <w:rPr>
                   <w:b/>
@@ -4181,7 +4495,7 @@
         </w:trPr>
         <w:tc>
           <w:tcPr>
-            <w:tcW w:w="4974" w:type="dxa"/>
+            <w:tcW w:w="360" w:type="dxa"/>
             <w:tcMar>
               <w:top w:w="55" w:type="dxa"/>
               <w:left w:w="50" w:type="dxa"/>
@@ -4190,6 +4504,9 @@
             </w:tcMar>
           </w:tcPr>
           <w:p>
+            <w:pPr>
+              <w:jc w:val="both"/>
+            </w:pPr>
             <w:r>
               <w:rPr>
                 <w:b/>
@@ -4202,7 +4519,7 @@
         </w:tc>
         <w:tc>
           <w:tcPr>
-            <w:tcW w:w="4974" w:type="dxa"/>
+            <w:tcW w:w="9588" w:type="dxa"/>
             <w:tcMar>
               <w:top w:w="50" w:type="dxa"/>
               <w:left w:w="80" w:type="dxa"/>
@@ -4214,11 +4531,12 @@
             <w:pPr>
               <w:keepLines/>
               <w:spacing w:after="0"/>
+              <w:jc w:val="both"/>
             </w:pPr>
             <w:r>
               <w:t xml:space="preserve">D. Rimawi. </w:t>
             </w:r>
-            <w:hyperlink r:id="rId32">
+            <w:hyperlink r:id="rId29">
               <w:r>
                 <w:rPr>
                   <w:b/>
@@ -4240,7 +4558,7 @@
         </w:trPr>
         <w:tc>
           <w:tcPr>
-            <w:tcW w:w="4974" w:type="dxa"/>
+            <w:tcW w:w="360" w:type="dxa"/>
             <w:tcMar>
               <w:top w:w="55" w:type="dxa"/>
               <w:left w:w="50" w:type="dxa"/>
@@ -4249,6 +4567,9 @@
             </w:tcMar>
           </w:tcPr>
           <w:p>
+            <w:pPr>
+              <w:jc w:val="both"/>
+            </w:pPr>
             <w:r>
               <w:rPr>
                 <w:b/>
@@ -4261,7 +4582,7 @@
         </w:tc>
         <w:tc>
           <w:tcPr>
-            <w:tcW w:w="4974" w:type="dxa"/>
+            <w:tcW w:w="9588" w:type="dxa"/>
             <w:tcMar>
               <w:top w:w="50" w:type="dxa"/>
               <w:left w:w="80" w:type="dxa"/>
@@ -4273,11 +4594,12 @@
             <w:pPr>
               <w:keepLines/>
               <w:spacing w:after="0"/>
+              <w:jc w:val="both"/>
             </w:pPr>
             <w:r>
               <w:t xml:space="preserve">D. Rimawi and S. Zein. </w:t>
             </w:r>
-            <w:hyperlink r:id="rId33">
+            <w:hyperlink r:id="rId30">
               <w:r>
                 <w:rPr>
                   <w:b/>
@@ -4343,8 +4665,22 @@
       <w:pPr>
         <w:pStyle w:val="Heading2"/>
       </w:pPr>
+      <w:proofErr w:type="spellStart"/>
       <w:r>
-        <w:t>Programme committees and conference reviewing</w:t>
+        <w:t>Programme</w:t>
+      </w:r>
+      <w:proofErr w:type="spellEnd"/>
+      <w:r>
+        <w:t xml:space="preserve"> committees and conference reviewing</w:t>
+      </w:r>
+    </w:p>
+    <w:p>
+      <w:pPr>
+        <w:pStyle w:val="ListBullet"/>
+        <w:keepLines/>
+      </w:pPr>
+      <w:r>
+        <w:t>Program Committee Member, Posters Track, 6th International Conference on AI Engineering — Software Engineering for AI (CAIN), 2027.</w:t>
       </w:r>
     </w:p>
     <w:p>
@@ -4371,7 +4707,6 @@
         <w:keepLines/>
       </w:pPr>
       <w:r>
-        <w:lastRenderedPageBreak/>
         <w:t>Program Committee Member, Posters Track, 5th International Conference on AI Engineering — Software Engineering for AI (CAIN), 2026.</w:t>
       </w:r>
     </w:p>
@@ -4390,45 +4725,29 @@
         <w:keepLines/>
       </w:pPr>
       <w:r>
-        <w:t>Sub-reviewer, Euromicro Conference on Software Engineering and Advanced Applications (SEAA), 2025.</w:t>
+        <w:t xml:space="preserve">Sub-reviewer, </w:t>
+      </w:r>
+      <w:proofErr w:type="spellStart"/>
+      <w:r>
+        <w:t>Euromicro</w:t>
+      </w:r>
+      <w:proofErr w:type="spellEnd"/>
+      <w:r>
+        <w:t xml:space="preserve"> Conference on Software Engineering and Advanced Applications (SEAA), 2025.</w:t>
       </w:r>
     </w:p>
     <w:p>
       <w:pPr>
-        <w:pStyle w:val="Heading1"/>
-        <w:pBdr>
-          <w:bottom w:val="single" w:sz="14" w:space="2" w:color="008FC7"/>
-        </w:pBdr>
+        <w:jc w:val="both"/>
       </w:pPr>
-      <w:r>
-        <w:t>ADDITIONAL PROFESSIONAL DEVELOPMENT</w:t>
-      </w:r>
-    </w:p>
-    <w:p>
-      <w:pPr>
-        <w:pStyle w:val="ListBullet"/>
-        <w:keepLines/>
-      </w:pPr>
-      <w:r>
-        <w:t>Completed online training in artificial intelligence, Internet of Things fundamentals, digital twins, project management, and effective leadership.</w:t>
-      </w:r>
-    </w:p>
-    <w:p>
-      <w:pPr>
-        <w:pStyle w:val="ListBullet"/>
-        <w:keepLines/>
-      </w:pPr>
-      <w:r>
-        <w:t>Developed a complete deep-learning object-detection pipeline on a custom-labelled dataset, including data preparation, annotation, model training, and evaluation.</w:t>
-      </w:r>
     </w:p>
     <w:sectPr>
-      <w:headerReference w:type="even" r:id="rId34"/>
-      <w:headerReference w:type="default" r:id="rId35"/>
-      <w:footerReference w:type="even" r:id="rId36"/>
-      <w:footerReference w:type="default" r:id="rId37"/>
-      <w:headerReference w:type="first" r:id="rId38"/>
-      <w:footerReference w:type="first" r:id="rId39"/>
+      <w:headerReference w:type="even" r:id="rId31"/>
+      <w:headerReference w:type="default" r:id="rId32"/>
+      <w:footerReference w:type="even" r:id="rId33"/>
+      <w:footerReference w:type="default" r:id="rId34"/>
+      <w:headerReference w:type="first" r:id="rId35"/>
+      <w:footerReference w:type="first" r:id="rId36"/>
       <w:pgSz w:w="11906" w:h="16838"/>
       <w:pgMar w:top="749" w:right="979" w:bottom="835" w:left="979" w:header="259" w:footer="317" w:gutter="0"/>
       <w:cols w:space="720"/>
@@ -16290,6 +16609,45 @@
       </w:tcPr>
     </w:tblStylePr>
   </w:style>
+  <w:style w:type="paragraph" w:customStyle="1" w:styleId="Default">
+    <w:name w:val="Default"/>
+    <w:rsid w:val="00727D6B"/>
+    <w:pPr>
+      <w:autoSpaceDE w:val="0"/>
+      <w:autoSpaceDN w:val="0"/>
+      <w:adjustRightInd w:val="0"/>
+      <w:spacing w:after="0" w:line="240" w:lineRule="auto"/>
+    </w:pPr>
+    <w:rPr>
+      <w:rFonts w:ascii="Arial" w:hAnsi="Arial" w:cs="Arial"/>
+      <w:color w:val="000000"/>
+      <w:sz w:val="24"/>
+      <w:szCs w:val="24"/>
+    </w:rPr>
+  </w:style>
+  <w:style w:type="character" w:styleId="Hyperlink">
+    <w:name w:val="Hyperlink"/>
+    <w:basedOn w:val="DefaultParagraphFont"/>
+    <w:uiPriority w:val="99"/>
+    <w:unhideWhenUsed/>
+    <w:rsid w:val="004D7B49"/>
+    <w:rPr>
+      <w:color w:val="0000FF" w:themeColor="hyperlink"/>
+      <w:u w:val="single"/>
+    </w:rPr>
+  </w:style>
+  <w:style w:type="character" w:styleId="UnresolvedMention">
+    <w:name w:val="Unresolved Mention"/>
+    <w:basedOn w:val="DefaultParagraphFont"/>
+    <w:uiPriority w:val="99"/>
+    <w:semiHidden/>
+    <w:unhideWhenUsed/>
+    <w:rsid w:val="004D7B49"/>
+    <w:rPr>
+      <w:color w:val="605E5C"/>
+      <w:shd w:val="clear" w:color="auto" w:fill="E1DFDD"/>
+    </w:rPr>
+  </w:style>
 </w:styles>
 </file>
 
